--- a/man/figures/memo-example-final.docx
+++ b/man/figures/memo-example-final.docx
@@ -1393,6 +1393,7 @@
       <w:rFonts w:ascii="Times New Roman" w:cs="Times New Roman" w:eastAsia="Times New Roman" w:hAnsi="Times New Roman"/>
       <w:b/>
       <w:bCs/>
+      <w:caps w:val="0"/>
       <w:color w:val="000000"/>
       <w:sz w:val="32"/>
       <w:szCs w:val="28"/>
@@ -1417,6 +1418,7 @@
       <w:rFonts w:ascii="Times New Roman" w:cs="Times New Roman" w:eastAsia="Times New Roman" w:hAnsi="Times New Roman"/>
       <w:b/>
       <w:bCs/>
+      <w:caps w:val="0"/>
       <w:color w:val="000000"/>
       <w:sz w:val="28"/>
       <w:szCs w:val="26"/>
@@ -1441,6 +1443,7 @@
       <w:rFonts w:ascii="Times New Roman" w:cs="Times New Roman" w:eastAsia="Times New Roman" w:hAnsi="Times New Roman"/>
       <w:b/>
       <w:bCs/>
+      <w:caps w:val="0"/>
       <w:color w:val="000000"/>
       <w:sz w:val="24"/>
     </w:rPr>
@@ -1467,6 +1470,7 @@
       <w:bCs/>
       <w:i/>
       <w:iCs/>
+      <w:caps w:val="0"/>
       <w:color w:val="000000"/>
       <w:sz w:val="22"/>
     </w:rPr>
@@ -1490,6 +1494,7 @@
     <w:rPr>
       <w:rFonts w:ascii="Times New Roman" w:cs="Times New Roman" w:eastAsia="Times New Roman" w:hAnsi="Times New Roman"/>
       <w:b/>
+      <w:caps w:val="0"/>
       <w:color w:val="000000"/>
       <w:sz w:val="22"/>
     </w:rPr>
@@ -1515,6 +1520,7 @@
       <w:b/>
       <w:i/>
       <w:iCs/>
+      <w:caps w:val="0"/>
       <w:color w:val="000000"/>
       <w:sz w:val="22"/>
     </w:rPr>
@@ -13103,6 +13109,22 @@
       <w:sz w:val="22"/>
     </w:rPr>
   </w:style>
+  <w:style w:customStyle="1" w:styleId="TableofFigures" w:type="paragraph">
+    <w:name w:val="Table of Figures"/>
+    <w:basedOn w:val="Normal"/>
+    <w:pPr>
+      <w:tabs>
+        <w:tab w:leader="dot" w:pos="9360" w:val="right"/>
+      </w:tabs>
+      <w:spacing w:after="80"/>
+      <w:ind w:left="0"/>
+    </w:pPr>
+    <w:rPr>
+      <w:rFonts w:ascii="Times New Roman" w:cs="Times New Roman" w:eastAsia="Times New Roman" w:hAnsi="Times New Roman"/>
+      <w:color w:val="000000"/>
+      <w:sz w:val="22"/>
+    </w:rPr>
+  </w:style>
   <w:style w:customStyle="1" w:styleId="SynopsisLabel" w:type="paragraph">
     <w:name w:val="Synopsis Label"/>
     <w:basedOn w:val="Normal"/>
@@ -13147,6 +13169,29 @@
       <w:sz w:val="22"/>
     </w:rPr>
   </w:style>
+  <w:style w:customStyle="1" w:styleId="SourceCode" w:type="paragraph">
+    <w:name w:val="Source Code"/>
+    <w:basedOn w:val="Normal"/>
+    <w:pPr>
+      <w:shd w:color="auto" w:fill="F1F3F5" w:val="clear"/>
+      <w:spacing w:after="0" w:before="0"/>
+    </w:pPr>
+    <w:rPr>
+      <w:rFonts w:ascii="Courier New" w:cs="Courier New" w:eastAsia="Courier New" w:hAnsi="Courier New"/>
+      <w:color w:val="000000"/>
+      <w:sz w:val="20"/>
+    </w:rPr>
+  </w:style>
+  <w:style w:customStyle="1" w:styleId="VerbatimChar" w:type="character">
+    <w:name w:val="Verbatim Char"/>
+    <w:basedOn w:val="DefaultParagraphFont"/>
+    <w:rPr>
+      <w:rFonts w:ascii="Courier New" w:cs="Courier New" w:eastAsia="Courier New" w:hAnsi="Courier New"/>
+      <w:color w:val="000000"/>
+      <w:sz w:val="20"/>
+      <w:shd w:color="auto" w:fill="F1F3F5" w:val="clear"/>
+    </w:rPr>
+  </w:style>
   <w:style w:customStyle="1" w:styleId="Hyperlink" w:type="character">
     <w:name w:val="Hyperlink"/>
     <w:basedOn w:val="DefaultParagraphFont"/>
@@ -13156,15 +13201,6 @@
       <w:sz w:val="22"/>
       <w:u w:val="none"/>
     </w:rPr>
-  </w:style>
-  <w:style w:type="paragraph" w:customStyle="1" w:styleId="SourceCode">
-    <w:name w:val="Source Code"/>
-    <w:basedOn w:val="Normal"/>
-    <w:link w:val="VerbatimChar"/>
-    <w:pPr>
-      <w:wordWrap w:val="off"/>
-      <w:shd w:val="clear" w:fill="f1f3f5"/>
-    </w:pPr>
   </w:style>
   <w:style w:type="character" w:customStyle="1" w:styleId="KeywordTok">
     <w:name w:val="KeywordTok"/>

--- a/man/figures/memo-example-final.docx
+++ b/man/figures/memo-example-final.docx
@@ -13192,6 +13192,259 @@
       <w:shd w:color="auto" w:fill="F1F3F5" w:val="clear"/>
     </w:rPr>
   </w:style>
+  <w:style w:customStyle="1" w:styleId="KeywordTok" w:type="character">
+    <w:name w:val="KeywordTok"/>
+    <w:basedOn w:val="VerbatimChar"/>
+    <w:rPr>
+      <w:b/>
+      <w:color w:val="003B4F"/>
+      <w:shd w:color="auto" w:fill="F1F3F5" w:val="clear"/>
+    </w:rPr>
+  </w:style>
+  <w:style w:customStyle="1" w:styleId="DataTypeTok" w:type="character">
+    <w:name w:val="DataTypeTok"/>
+    <w:basedOn w:val="VerbatimChar"/>
+    <w:rPr>
+      <w:color w:val="AD0000"/>
+      <w:shd w:color="auto" w:fill="F1F3F5" w:val="clear"/>
+    </w:rPr>
+  </w:style>
+  <w:style w:customStyle="1" w:styleId="DecValTok" w:type="character">
+    <w:name w:val="DecValTok"/>
+    <w:basedOn w:val="VerbatimChar"/>
+    <w:rPr>
+      <w:color w:val="AD0000"/>
+      <w:shd w:color="auto" w:fill="F1F3F5" w:val="clear"/>
+    </w:rPr>
+  </w:style>
+  <w:style w:customStyle="1" w:styleId="BaseNTok" w:type="character">
+    <w:name w:val="BaseNTok"/>
+    <w:basedOn w:val="VerbatimChar"/>
+    <w:rPr>
+      <w:color w:val="AD0000"/>
+      <w:shd w:color="auto" w:fill="F1F3F5" w:val="clear"/>
+    </w:rPr>
+  </w:style>
+  <w:style w:customStyle="1" w:styleId="FloatTok" w:type="character">
+    <w:name w:val="FloatTok"/>
+    <w:basedOn w:val="VerbatimChar"/>
+    <w:rPr>
+      <w:color w:val="AD0000"/>
+      <w:shd w:color="auto" w:fill="F1F3F5" w:val="clear"/>
+    </w:rPr>
+  </w:style>
+  <w:style w:customStyle="1" w:styleId="ConstantTok" w:type="character">
+    <w:name w:val="ConstantTok"/>
+    <w:basedOn w:val="VerbatimChar"/>
+    <w:rPr>
+      <w:color w:val="8F5902"/>
+      <w:shd w:color="auto" w:fill="F1F3F5" w:val="clear"/>
+    </w:rPr>
+  </w:style>
+  <w:style w:customStyle="1" w:styleId="CharTok" w:type="character">
+    <w:name w:val="CharTok"/>
+    <w:basedOn w:val="VerbatimChar"/>
+    <w:rPr>
+      <w:color w:val="20794D"/>
+      <w:shd w:color="auto" w:fill="F1F3F5" w:val="clear"/>
+    </w:rPr>
+  </w:style>
+  <w:style w:customStyle="1" w:styleId="SpecialCharTok" w:type="character">
+    <w:name w:val="SpecialCharTok"/>
+    <w:basedOn w:val="VerbatimChar"/>
+    <w:rPr>
+      <w:color w:val="5E5E5E"/>
+      <w:shd w:color="auto" w:fill="F1F3F5" w:val="clear"/>
+    </w:rPr>
+  </w:style>
+  <w:style w:customStyle="1" w:styleId="StringTok" w:type="character">
+    <w:name w:val="StringTok"/>
+    <w:basedOn w:val="VerbatimChar"/>
+    <w:rPr>
+      <w:color w:val="20794D"/>
+      <w:shd w:color="auto" w:fill="F1F3F5" w:val="clear"/>
+    </w:rPr>
+  </w:style>
+  <w:style w:customStyle="1" w:styleId="VerbatimStringTok" w:type="character">
+    <w:name w:val="VerbatimStringTok"/>
+    <w:basedOn w:val="VerbatimChar"/>
+    <w:rPr>
+      <w:color w:val="20794D"/>
+      <w:shd w:color="auto" w:fill="F1F3F5" w:val="clear"/>
+    </w:rPr>
+  </w:style>
+  <w:style w:customStyle="1" w:styleId="SpecialStringTok" w:type="character">
+    <w:name w:val="SpecialStringTok"/>
+    <w:basedOn w:val="VerbatimChar"/>
+    <w:rPr>
+      <w:color w:val="20794D"/>
+      <w:shd w:color="auto" w:fill="F1F3F5" w:val="clear"/>
+    </w:rPr>
+  </w:style>
+  <w:style w:customStyle="1" w:styleId="ImportTok" w:type="character">
+    <w:name w:val="ImportTok"/>
+    <w:basedOn w:val="VerbatimChar"/>
+    <w:rPr>
+      <w:color w:val="00769E"/>
+      <w:shd w:color="auto" w:fill="F1F3F5" w:val="clear"/>
+    </w:rPr>
+  </w:style>
+  <w:style w:customStyle="1" w:styleId="CommentTok" w:type="character">
+    <w:name w:val="CommentTok"/>
+    <w:basedOn w:val="VerbatimChar"/>
+    <w:rPr>
+      <w:color w:val="5E5E5E"/>
+      <w:shd w:color="auto" w:fill="F1F3F5" w:val="clear"/>
+    </w:rPr>
+  </w:style>
+  <w:style w:customStyle="1" w:styleId="DocumentationTok" w:type="character">
+    <w:name w:val="DocumentationTok"/>
+    <w:basedOn w:val="VerbatimChar"/>
+    <w:rPr>
+      <w:i/>
+      <w:color w:val="5E5E5E"/>
+      <w:shd w:color="auto" w:fill="F1F3F5" w:val="clear"/>
+    </w:rPr>
+  </w:style>
+  <w:style w:customStyle="1" w:styleId="AnnotationTok" w:type="character">
+    <w:name w:val="AnnotationTok"/>
+    <w:basedOn w:val="VerbatimChar"/>
+    <w:rPr>
+      <w:color w:val="5E5E5E"/>
+      <w:shd w:color="auto" w:fill="F1F3F5" w:val="clear"/>
+    </w:rPr>
+  </w:style>
+  <w:style w:customStyle="1" w:styleId="CommentVarTok" w:type="character">
+    <w:name w:val="CommentVarTok"/>
+    <w:basedOn w:val="VerbatimChar"/>
+    <w:rPr>
+      <w:i/>
+      <w:color w:val="5E5E5E"/>
+      <w:shd w:color="auto" w:fill="F1F3F5" w:val="clear"/>
+    </w:rPr>
+  </w:style>
+  <w:style w:customStyle="1" w:styleId="OtherTok" w:type="character">
+    <w:name w:val="OtherTok"/>
+    <w:basedOn w:val="VerbatimChar"/>
+    <w:rPr>
+      <w:color w:val="003B4F"/>
+      <w:shd w:color="auto" w:fill="F1F3F5" w:val="clear"/>
+    </w:rPr>
+  </w:style>
+  <w:style w:customStyle="1" w:styleId="FunctionTok" w:type="character">
+    <w:name w:val="FunctionTok"/>
+    <w:basedOn w:val="VerbatimChar"/>
+    <w:rPr>
+      <w:color w:val="4758AB"/>
+      <w:shd w:color="auto" w:fill="F1F3F5" w:val="clear"/>
+    </w:rPr>
+  </w:style>
+  <w:style w:customStyle="1" w:styleId="VariableTok" w:type="character">
+    <w:name w:val="VariableTok"/>
+    <w:basedOn w:val="VerbatimChar"/>
+    <w:rPr>
+      <w:color w:val="111111"/>
+      <w:shd w:color="auto" w:fill="F1F3F5" w:val="clear"/>
+    </w:rPr>
+  </w:style>
+  <w:style w:customStyle="1" w:styleId="ControlFlowTok" w:type="character">
+    <w:name w:val="ControlFlowTok"/>
+    <w:basedOn w:val="VerbatimChar"/>
+    <w:rPr>
+      <w:b/>
+      <w:color w:val="003B4F"/>
+      <w:shd w:color="auto" w:fill="F1F3F5" w:val="clear"/>
+    </w:rPr>
+  </w:style>
+  <w:style w:customStyle="1" w:styleId="OperatorTok" w:type="character">
+    <w:name w:val="OperatorTok"/>
+    <w:basedOn w:val="VerbatimChar"/>
+    <w:rPr>
+      <w:color w:val="5E5E5E"/>
+      <w:shd w:color="auto" w:fill="F1F3F5" w:val="clear"/>
+    </w:rPr>
+  </w:style>
+  <w:style w:customStyle="1" w:styleId="BuiltInTok" w:type="character">
+    <w:name w:val="BuiltInTok"/>
+    <w:basedOn w:val="VerbatimChar"/>
+    <w:rPr>
+      <w:color w:val="003B4F"/>
+      <w:shd w:color="auto" w:fill="F1F3F5" w:val="clear"/>
+    </w:rPr>
+  </w:style>
+  <w:style w:customStyle="1" w:styleId="ExtensionTok" w:type="character">
+    <w:name w:val="ExtensionTok"/>
+    <w:basedOn w:val="VerbatimChar"/>
+    <w:rPr>
+      <w:color w:val="003B4F"/>
+      <w:shd w:color="auto" w:fill="F1F3F5" w:val="clear"/>
+    </w:rPr>
+  </w:style>
+  <w:style w:customStyle="1" w:styleId="PreprocessorTok" w:type="character">
+    <w:name w:val="PreprocessorTok"/>
+    <w:basedOn w:val="VerbatimChar"/>
+    <w:rPr>
+      <w:color w:val="AD0000"/>
+      <w:shd w:color="auto" w:fill="F1F3F5" w:val="clear"/>
+    </w:rPr>
+  </w:style>
+  <w:style w:customStyle="1" w:styleId="AttributeTok" w:type="character">
+    <w:name w:val="AttributeTok"/>
+    <w:basedOn w:val="VerbatimChar"/>
+    <w:rPr>
+      <w:color w:val="657422"/>
+      <w:shd w:color="auto" w:fill="F1F3F5" w:val="clear"/>
+    </w:rPr>
+  </w:style>
+  <w:style w:customStyle="1" w:styleId="RegionMarkerTok" w:type="character">
+    <w:name w:val="RegionMarkerTok"/>
+    <w:basedOn w:val="VerbatimChar"/>
+    <w:rPr>
+      <w:color w:val="003B4F"/>
+      <w:shd w:color="auto" w:fill="F1F3F5" w:val="clear"/>
+    </w:rPr>
+  </w:style>
+  <w:style w:customStyle="1" w:styleId="InformationTok" w:type="character">
+    <w:name w:val="InformationTok"/>
+    <w:basedOn w:val="VerbatimChar"/>
+    <w:rPr>
+      <w:color w:val="5E5E5E"/>
+      <w:shd w:color="auto" w:fill="F1F3F5" w:val="clear"/>
+    </w:rPr>
+  </w:style>
+  <w:style w:customStyle="1" w:styleId="WarningTok" w:type="character">
+    <w:name w:val="WarningTok"/>
+    <w:basedOn w:val="VerbatimChar"/>
+    <w:rPr>
+      <w:i/>
+      <w:color w:val="5E5E5E"/>
+      <w:shd w:color="auto" w:fill="F1F3F5" w:val="clear"/>
+    </w:rPr>
+  </w:style>
+  <w:style w:customStyle="1" w:styleId="AlertTok" w:type="character">
+    <w:name w:val="AlertTok"/>
+    <w:basedOn w:val="VerbatimChar"/>
+    <w:rPr>
+      <w:color w:val="AD0000"/>
+      <w:shd w:color="auto" w:fill="F1F3F5" w:val="clear"/>
+    </w:rPr>
+  </w:style>
+  <w:style w:customStyle="1" w:styleId="ErrorTok" w:type="character">
+    <w:name w:val="ErrorTok"/>
+    <w:basedOn w:val="VerbatimChar"/>
+    <w:rPr>
+      <w:color w:val="AD0000"/>
+      <w:shd w:color="auto" w:fill="F1F3F5" w:val="clear"/>
+    </w:rPr>
+  </w:style>
+  <w:style w:customStyle="1" w:styleId="NormalTok" w:type="character">
+    <w:name w:val="NormalTok"/>
+    <w:basedOn w:val="VerbatimChar"/>
+    <w:rPr>
+      <w:color w:val="003B4F"/>
+      <w:shd w:color="auto" w:fill="F1F3F5" w:val="clear"/>
+    </w:rPr>
+  </w:style>
   <w:style w:customStyle="1" w:styleId="Hyperlink" w:type="character">
     <w:name w:val="Hyperlink"/>
     <w:basedOn w:val="DefaultParagraphFont"/>
@@ -13200,259 +13453,6 @@
       <w:color w:val="000000"/>
       <w:sz w:val="22"/>
       <w:u w:val="none"/>
-    </w:rPr>
-  </w:style>
-  <w:style w:type="character" w:customStyle="1" w:styleId="KeywordTok">
-    <w:name w:val="KeywordTok"/>
-    <w:basedOn w:val="VerbatimChar"/>
-    <w:rPr>
-      <w:b/>
-      <w:color w:val="003b4f"/>
-      <w:shd w:val="clear" w:fill="f1f3f5"/>
-    </w:rPr>
-  </w:style>
-  <w:style w:type="character" w:customStyle="1" w:styleId="DataTypeTok">
-    <w:name w:val="DataTypeTok"/>
-    <w:basedOn w:val="VerbatimChar"/>
-    <w:rPr>
-      <w:color w:val="ad0000"/>
-      <w:shd w:val="clear" w:fill="f1f3f5"/>
-    </w:rPr>
-  </w:style>
-  <w:style w:type="character" w:customStyle="1" w:styleId="DecValTok">
-    <w:name w:val="DecValTok"/>
-    <w:basedOn w:val="VerbatimChar"/>
-    <w:rPr>
-      <w:color w:val="ad0000"/>
-      <w:shd w:val="clear" w:fill="f1f3f5"/>
-    </w:rPr>
-  </w:style>
-  <w:style w:type="character" w:customStyle="1" w:styleId="BaseNTok">
-    <w:name w:val="BaseNTok"/>
-    <w:basedOn w:val="VerbatimChar"/>
-    <w:rPr>
-      <w:color w:val="ad0000"/>
-      <w:shd w:val="clear" w:fill="f1f3f5"/>
-    </w:rPr>
-  </w:style>
-  <w:style w:type="character" w:customStyle="1" w:styleId="FloatTok">
-    <w:name w:val="FloatTok"/>
-    <w:basedOn w:val="VerbatimChar"/>
-    <w:rPr>
-      <w:color w:val="ad0000"/>
-      <w:shd w:val="clear" w:fill="f1f3f5"/>
-    </w:rPr>
-  </w:style>
-  <w:style w:type="character" w:customStyle="1" w:styleId="ConstantTok">
-    <w:name w:val="ConstantTok"/>
-    <w:basedOn w:val="VerbatimChar"/>
-    <w:rPr>
-      <w:color w:val="8f5902"/>
-      <w:shd w:val="clear" w:fill="f1f3f5"/>
-    </w:rPr>
-  </w:style>
-  <w:style w:type="character" w:customStyle="1" w:styleId="CharTok">
-    <w:name w:val="CharTok"/>
-    <w:basedOn w:val="VerbatimChar"/>
-    <w:rPr>
-      <w:color w:val="20794d"/>
-      <w:shd w:val="clear" w:fill="f1f3f5"/>
-    </w:rPr>
-  </w:style>
-  <w:style w:type="character" w:customStyle="1" w:styleId="SpecialCharTok">
-    <w:name w:val="SpecialCharTok"/>
-    <w:basedOn w:val="VerbatimChar"/>
-    <w:rPr>
-      <w:color w:val="5e5e5e"/>
-      <w:shd w:val="clear" w:fill="f1f3f5"/>
-    </w:rPr>
-  </w:style>
-  <w:style w:type="character" w:customStyle="1" w:styleId="StringTok">
-    <w:name w:val="StringTok"/>
-    <w:basedOn w:val="VerbatimChar"/>
-    <w:rPr>
-      <w:color w:val="20794d"/>
-      <w:shd w:val="clear" w:fill="f1f3f5"/>
-    </w:rPr>
-  </w:style>
-  <w:style w:type="character" w:customStyle="1" w:styleId="VerbatimStringTok">
-    <w:name w:val="VerbatimStringTok"/>
-    <w:basedOn w:val="VerbatimChar"/>
-    <w:rPr>
-      <w:color w:val="20794d"/>
-      <w:shd w:val="clear" w:fill="f1f3f5"/>
-    </w:rPr>
-  </w:style>
-  <w:style w:type="character" w:customStyle="1" w:styleId="SpecialStringTok">
-    <w:name w:val="SpecialStringTok"/>
-    <w:basedOn w:val="VerbatimChar"/>
-    <w:rPr>
-      <w:color w:val="20794d"/>
-      <w:shd w:val="clear" w:fill="f1f3f5"/>
-    </w:rPr>
-  </w:style>
-  <w:style w:type="character" w:customStyle="1" w:styleId="ImportTok">
-    <w:name w:val="ImportTok"/>
-    <w:basedOn w:val="VerbatimChar"/>
-    <w:rPr>
-      <w:color w:val="00769e"/>
-      <w:shd w:val="clear" w:fill="f1f3f5"/>
-    </w:rPr>
-  </w:style>
-  <w:style w:type="character" w:customStyle="1" w:styleId="CommentTok">
-    <w:name w:val="CommentTok"/>
-    <w:basedOn w:val="VerbatimChar"/>
-    <w:rPr>
-      <w:color w:val="5e5e5e"/>
-      <w:shd w:val="clear" w:fill="f1f3f5"/>
-    </w:rPr>
-  </w:style>
-  <w:style w:type="character" w:customStyle="1" w:styleId="DocumentationTok">
-    <w:name w:val="DocumentationTok"/>
-    <w:basedOn w:val="VerbatimChar"/>
-    <w:rPr>
-      <w:i/>
-      <w:color w:val="5e5e5e"/>
-      <w:shd w:val="clear" w:fill="f1f3f5"/>
-    </w:rPr>
-  </w:style>
-  <w:style w:type="character" w:customStyle="1" w:styleId="AnnotationTok">
-    <w:name w:val="AnnotationTok"/>
-    <w:basedOn w:val="VerbatimChar"/>
-    <w:rPr>
-      <w:color w:val="5e5e5e"/>
-      <w:shd w:val="clear" w:fill="f1f3f5"/>
-    </w:rPr>
-  </w:style>
-  <w:style w:type="character" w:customStyle="1" w:styleId="CommentVarTok">
-    <w:name w:val="CommentVarTok"/>
-    <w:basedOn w:val="VerbatimChar"/>
-    <w:rPr>
-      <w:i/>
-      <w:color w:val="5e5e5e"/>
-      <w:shd w:val="clear" w:fill="f1f3f5"/>
-    </w:rPr>
-  </w:style>
-  <w:style w:type="character" w:customStyle="1" w:styleId="OtherTok">
-    <w:name w:val="OtherTok"/>
-    <w:basedOn w:val="VerbatimChar"/>
-    <w:rPr>
-      <w:color w:val="003b4f"/>
-      <w:shd w:val="clear" w:fill="f1f3f5"/>
-    </w:rPr>
-  </w:style>
-  <w:style w:type="character" w:customStyle="1" w:styleId="FunctionTok">
-    <w:name w:val="FunctionTok"/>
-    <w:basedOn w:val="VerbatimChar"/>
-    <w:rPr>
-      <w:color w:val="4758ab"/>
-      <w:shd w:val="clear" w:fill="f1f3f5"/>
-    </w:rPr>
-  </w:style>
-  <w:style w:type="character" w:customStyle="1" w:styleId="VariableTok">
-    <w:name w:val="VariableTok"/>
-    <w:basedOn w:val="VerbatimChar"/>
-    <w:rPr>
-      <w:color w:val="111111"/>
-      <w:shd w:val="clear" w:fill="f1f3f5"/>
-    </w:rPr>
-  </w:style>
-  <w:style w:type="character" w:customStyle="1" w:styleId="ControlFlowTok">
-    <w:name w:val="ControlFlowTok"/>
-    <w:basedOn w:val="VerbatimChar"/>
-    <w:rPr>
-      <w:b/>
-      <w:color w:val="003b4f"/>
-      <w:shd w:val="clear" w:fill="f1f3f5"/>
-    </w:rPr>
-  </w:style>
-  <w:style w:type="character" w:customStyle="1" w:styleId="OperatorTok">
-    <w:name w:val="OperatorTok"/>
-    <w:basedOn w:val="VerbatimChar"/>
-    <w:rPr>
-      <w:color w:val="5e5e5e"/>
-      <w:shd w:val="clear" w:fill="f1f3f5"/>
-    </w:rPr>
-  </w:style>
-  <w:style w:type="character" w:customStyle="1" w:styleId="BuiltInTok">
-    <w:name w:val="BuiltInTok"/>
-    <w:basedOn w:val="VerbatimChar"/>
-    <w:rPr>
-      <w:color w:val="003b4f"/>
-      <w:shd w:val="clear" w:fill="f1f3f5"/>
-    </w:rPr>
-  </w:style>
-  <w:style w:type="character" w:customStyle="1" w:styleId="ExtensionTok">
-    <w:name w:val="ExtensionTok"/>
-    <w:basedOn w:val="VerbatimChar"/>
-    <w:rPr>
-      <w:color w:val="003b4f"/>
-      <w:shd w:val="clear" w:fill="f1f3f5"/>
-    </w:rPr>
-  </w:style>
-  <w:style w:type="character" w:customStyle="1" w:styleId="PreprocessorTok">
-    <w:name w:val="PreprocessorTok"/>
-    <w:basedOn w:val="VerbatimChar"/>
-    <w:rPr>
-      <w:color w:val="ad0000"/>
-      <w:shd w:val="clear" w:fill="f1f3f5"/>
-    </w:rPr>
-  </w:style>
-  <w:style w:type="character" w:customStyle="1" w:styleId="AttributeTok">
-    <w:name w:val="AttributeTok"/>
-    <w:basedOn w:val="VerbatimChar"/>
-    <w:rPr>
-      <w:color w:val="657422"/>
-      <w:shd w:val="clear" w:fill="f1f3f5"/>
-    </w:rPr>
-  </w:style>
-  <w:style w:type="character" w:customStyle="1" w:styleId="RegionMarkerTok">
-    <w:name w:val="RegionMarkerTok"/>
-    <w:basedOn w:val="VerbatimChar"/>
-    <w:rPr>
-      <w:color w:val="003b4f"/>
-      <w:shd w:val="clear" w:fill="f1f3f5"/>
-    </w:rPr>
-  </w:style>
-  <w:style w:type="character" w:customStyle="1" w:styleId="InformationTok">
-    <w:name w:val="InformationTok"/>
-    <w:basedOn w:val="VerbatimChar"/>
-    <w:rPr>
-      <w:color w:val="5e5e5e"/>
-      <w:shd w:val="clear" w:fill="f1f3f5"/>
-    </w:rPr>
-  </w:style>
-  <w:style w:type="character" w:customStyle="1" w:styleId="WarningTok">
-    <w:name w:val="WarningTok"/>
-    <w:basedOn w:val="VerbatimChar"/>
-    <w:rPr>
-      <w:i/>
-      <w:color w:val="5e5e5e"/>
-      <w:shd w:val="clear" w:fill="f1f3f5"/>
-    </w:rPr>
-  </w:style>
-  <w:style w:type="character" w:customStyle="1" w:styleId="AlertTok">
-    <w:name w:val="AlertTok"/>
-    <w:basedOn w:val="VerbatimChar"/>
-    <w:rPr>
-      <w:color w:val="ad0000"/>
-      <w:shd w:val="clear" w:fill="f1f3f5"/>
-    </w:rPr>
-  </w:style>
-  <w:style w:type="character" w:customStyle="1" w:styleId="ErrorTok">
-    <w:name w:val="ErrorTok"/>
-    <w:basedOn w:val="VerbatimChar"/>
-    <w:rPr>
-      <w:color w:val="ad0000"/>
-      <w:shd w:val="clear" w:fill="f1f3f5"/>
-    </w:rPr>
-  </w:style>
-  <w:style w:type="character" w:customStyle="1" w:styleId="NormalTok">
-    <w:name w:val="NormalTok"/>
-    <w:basedOn w:val="VerbatimChar"/>
-    <w:rPr>
-      <w:color w:val="003b4f"/>
-      <w:shd w:val="clear" w:fill="f1f3f5"/>
     </w:rPr>
   </w:style>
 </w:styles>
